--- a/docs/homeworks/descriptive_stats_homework/descriptive_stats_homework.docx
+++ b/docs/homeworks/descriptive_stats_homework/descriptive_stats_homework.docx
@@ -2621,7 +2621,7 @@
       <w:b/>
       <w:color w:themeColor="accent1" w:themeShade="BF" w:val="0F4761"/>
       <w:sz w:val="28"/>
-      <w:szCs w:val="40"/>
+      <w:szCs w:val="28"/>
     </w:rPr>
   </w:style>
   <w:style w:styleId="Heading2" w:type="paragraph">
@@ -2643,7 +2643,7 @@
     <w:rPr>
       <w:rFonts w:asciiTheme="majorHAnsi" w:cstheme="majorBidi" w:eastAsiaTheme="majorEastAsia" w:hAnsiTheme="majorHAnsi"/>
       <w:color w:themeColor="accent1" w:themeShade="BF" w:val="0F4761"/>
-      <w:szCs w:val="32"/>
+      <w:szCs w:val="28"/>
     </w:rPr>
   </w:style>
   <w:style w:styleId="Heading3" w:type="paragraph">
@@ -2955,8 +2955,8 @@
       <w:rFonts w:asciiTheme="majorHAnsi" w:cstheme="majorBidi" w:eastAsiaTheme="majorEastAsia" w:hAnsiTheme="majorHAnsi"/>
       <w:spacing w:val="-10"/>
       <w:kern w:val="28"/>
-      <w:sz w:val="56"/>
-      <w:szCs w:val="56"/>
+      <w:sz w:val="28"/>
+      <w:szCs w:val="28"/>
     </w:rPr>
   </w:style>
   <w:style w:customStyle="1" w:styleId="TitleChar" w:type="character">
@@ -2969,8 +2969,8 @@
       <w:rFonts w:asciiTheme="majorHAnsi" w:cstheme="majorBidi" w:eastAsiaTheme="majorEastAsia" w:hAnsiTheme="majorHAnsi"/>
       <w:spacing w:val="-10"/>
       <w:kern w:val="28"/>
-      <w:sz w:val="56"/>
-      <w:szCs w:val="56"/>
+      <w:sz w:val="28"/>
+      <w:szCs w:val="28"/>
     </w:rPr>
   </w:style>
   <w:style w:styleId="Subtitle" w:type="paragraph">

--- a/docs/homeworks/descriptive_stats_homework/descriptive_stats_homework.docx
+++ b/docs/homeworks/descriptive_stats_homework/descriptive_stats_homework.docx
@@ -1514,7 +1514,7 @@
       <w:r>
         <w:drawing>
           <wp:inline>
-            <wp:extent cx="3200400" cy="3200400"/>
+            <wp:extent cx="3211103" cy="3211103"/>
             <wp:effectExtent b="0" l="0" r="0" t="0"/>
             <wp:docPr descr="" title="" id="14" name="Picture"/>
             <a:graphic>
@@ -1535,7 +1535,7 @@
                   <pic:spPr bwMode="auto">
                     <a:xfrm>
                       <a:off x="0" y="0"/>
-                      <a:ext cx="3200400" cy="3200400"/>
+                      <a:ext cx="3211103" cy="3211103"/>
                     </a:xfrm>
                     <a:prstGeom prst="rect">
                       <a:avLst/>
@@ -1711,7 +1711,7 @@
       <w:r>
         <w:drawing>
           <wp:inline>
-            <wp:extent cx="3200400" cy="3200400"/>
+            <wp:extent cx="3211103" cy="3211103"/>
             <wp:effectExtent b="0" l="0" r="0" t="0"/>
             <wp:docPr descr="" title="" id="17" name="Picture"/>
             <a:graphic>
@@ -1732,7 +1732,7 @@
                   <pic:spPr bwMode="auto">
                     <a:xfrm>
                       <a:off x="0" y="0"/>
-                      <a:ext cx="3200400" cy="3200400"/>
+                      <a:ext cx="3211103" cy="3211103"/>
                     </a:xfrm>
                     <a:prstGeom prst="rect">
                       <a:avLst/>
